--- a/apps/web/public/manual/daon-user-manual.docx
+++ b/apps/web/public/manual/daon-user-manual.docx
@@ -57,7 +57,7 @@
           <w:color w:val="2E74B5"/>
           <w:sz w:val="20"/>
         </w:rPr>
-        <w:t>Release 1.0.0 · 2026-08-16 · 한국어</w:t>
+        <w:t>Release 1.0.0 · 2026-08-20 · 한국어</w:t>
       </w:r>
     </w:p>
     <w:p>
@@ -522,6 +522,19 @@
         </w:numPr>
       </w:pPr>
       <w:r>
+        <w:t>업데이트: 2026-08-20</w:t>
+      </w:r>
+    </w:p>
+    <w:p>
+      <w:pPr>
+        <w:spacing w:after="80" w:line="300" w:lineRule="auto"/>
+        <w:ind w:left="540" w:hanging="271"/>
+        <w:numPr>
+          <w:ilvl w:val="0"/>
+          <w:numId w:val="10"/>
+        </w:numPr>
+      </w:pPr>
+      <w:r>
         <w:t>언어: 한국어(ko-KR)</w:t>
       </w:r>
     </w:p>
@@ -566,7 +579,7 @@
         <w:widowControl/>
       </w:pPr>
       <w:r>
-        <w:t>현재 Release에서 실제 구현·검증된 Workspace 화면, 권한, 상태, Version, 검토·승인·Export 절차를 한 곳에서 찾도록 합니다. 준비 중인 Notebook 홈과 로그인 최종 연결은 완료 기능으로 설명하지 않습니다.</w:t>
+        <w:t>현재 Release에서 실제 구현된 로그인, Notebook 홈, 선택한 Notebook의 3열 Workspace, 설정, 권한, 상태, Version, 검토·승인·Export 절차를 한 곳에서 찾도록 합니다. 아직 실제 제품 E2E로 검증하지 않은 항목은 완료 기능으로 설명하지 않습니다.</w:t>
       </w:r>
     </w:p>
     <w:p>
@@ -637,10 +650,67 @@
     </w:p>
     <w:p>
       <w:pPr>
-        <w:widowControl/>
+        <w:spacing w:after="80" w:line="300" w:lineRule="auto"/>
+        <w:ind w:left="540" w:hanging="271"/>
+        <w:numPr>
+          <w:ilvl w:val="0"/>
+          <w:numId w:val="11"/>
+        </w:numPr>
       </w:pPr>
       <w:r>
-        <w:t>Notebook 홈, 새 Notebook, 최근·기존 Notebook, 검색·정렬·Grid/List 전환은 Phase D 준비 중입니다. 현재는 선택된 Test Notebook의 3열 작업 화면만 독립 검증합니다. 로그인 성공 후 Notebook 홈으로 이동하는 연결은 Phase E에서 마지막으로 구현합니다.</w:t>
+        <w:t>로그인 성공 후 Notebook 홈으로 이동합니다.</w:t>
+      </w:r>
+    </w:p>
+    <w:p>
+      <w:pPr>
+        <w:spacing w:after="80" w:line="300" w:lineRule="auto"/>
+        <w:ind w:left="540" w:hanging="271"/>
+        <w:numPr>
+          <w:ilvl w:val="0"/>
+          <w:numId w:val="11"/>
+        </w:numPr>
+      </w:pPr>
+      <w:r>
+        <w:t>새 Notebook에서 제목과 선택 설명을 입력하거나 기존 Notebook 카드를 선택합니다.</w:t>
+      </w:r>
+    </w:p>
+    <w:p>
+      <w:pPr>
+        <w:spacing w:after="80" w:line="300" w:lineRule="auto"/>
+        <w:ind w:left="540" w:hanging="271"/>
+        <w:numPr>
+          <w:ilvl w:val="0"/>
+          <w:numId w:val="11"/>
+        </w:numPr>
+      </w:pPr>
+      <w:r>
+        <w:t>검색·최근 수정/제목 정렬·Grid/List 전환으로 Notebook을 찾습니다.</w:t>
+      </w:r>
+    </w:p>
+    <w:p>
+      <w:pPr>
+        <w:spacing w:after="80" w:line="300" w:lineRule="auto"/>
+        <w:ind w:left="540" w:hanging="271"/>
+        <w:numPr>
+          <w:ilvl w:val="0"/>
+          <w:numId w:val="11"/>
+        </w:numPr>
+      </w:pPr>
+      <w:r>
+        <w:t>새 Notebook은 빈 3열 화면으로, 기존 Notebook은 저장된 Source·대화·산출물 Context를 서버에서 재검증한 뒤 3열 화면으로 엽니다.</w:t>
+      </w:r>
+    </w:p>
+    <w:p>
+      <w:pPr>
+        <w:spacing w:after="80" w:line="300" w:lineRule="auto"/>
+        <w:ind w:left="540" w:hanging="271"/>
+        <w:numPr>
+          <w:ilvl w:val="0"/>
+          <w:numId w:val="11"/>
+        </w:numPr>
+      </w:pPr>
+      <w:r>
+        <w:t>로그아웃·Session 만료·Workspace 변경 시 이전 Notebook 화면은 즉시 숨기고 재검증합니다.</w:t>
       </w:r>
     </w:p>
     <w:p>
@@ -659,7 +729,7 @@
         <w:ind w:left="540" w:hanging="271"/>
         <w:numPr>
           <w:ilvl w:val="0"/>
-          <w:numId w:val="11"/>
+          <w:numId w:val="12"/>
         </w:numPr>
       </w:pPr>
       <w:r>
@@ -672,7 +742,7 @@
         <w:ind w:left="540" w:hanging="271"/>
         <w:numPr>
           <w:ilvl w:val="0"/>
-          <w:numId w:val="11"/>
+          <w:numId w:val="12"/>
         </w:numPr>
       </w:pPr>
       <w:r>
@@ -685,7 +755,7 @@
         <w:ind w:left="540" w:hanging="271"/>
         <w:numPr>
           <w:ilvl w:val="0"/>
-          <w:numId w:val="11"/>
+          <w:numId w:val="12"/>
         </w:numPr>
       </w:pPr>
       <w:r>
@@ -698,59 +768,11 @@
         <w:ind w:left="540" w:hanging="271"/>
         <w:numPr>
           <w:ilvl w:val="0"/>
-          <w:numId w:val="11"/>
+          <w:numId w:val="12"/>
         </w:numPr>
       </w:pPr>
       <w:r>
         <w:t>초안을 편집할 때 가운데 영역이 Editor로 전환되지만 왼쪽 Source와 오른쪽 Studio 위치는 유지됩니다.</w:t>
-      </w:r>
-    </w:p>
-    <w:p>
-      <w:pPr>
-        <w:jc w:val="center"/>
-      </w:pPr>
-      <w:r>
-        <w:drawing>
-          <wp:inline xmlns:a="http://schemas.openxmlformats.org/drawingml/2006/main" xmlns:pic="http://schemas.openxmlformats.org/drawingml/2006/picture">
-            <wp:extent cx="5806440" cy="3266122"/>
-            <wp:docPr id="1" name="Picture 1" descr="선택 Notebook의 3열 Workspace"/>
-            <wp:cNvGraphicFramePr>
-              <a:graphicFrameLocks noChangeAspect="1"/>
-            </wp:cNvGraphicFramePr>
-            <a:graphic>
-              <a:graphicData uri="http://schemas.openxmlformats.org/drawingml/2006/picture">
-                <pic:pic>
-                  <pic:nvPicPr>
-                    <pic:cNvPr id="0" name="05-workspace-light-1920x1080.png"/>
-                    <pic:cNvPicPr/>
-                  </pic:nvPicPr>
-                  <pic:blipFill>
-                    <a:blip r:embed="rId11"/>
-                    <a:stretch>
-                      <a:fillRect/>
-                    </a:stretch>
-                  </pic:blipFill>
-                  <pic:spPr>
-                    <a:xfrm>
-                      <a:off x="0" y="0"/>
-                      <a:ext cx="5806440" cy="3266122"/>
-                    </a:xfrm>
-                    <a:prstGeom prst="rect"/>
-                  </pic:spPr>
-                </pic:pic>
-              </a:graphicData>
-            </a:graphic>
-          </wp:inline>
-        </w:drawing>
-      </w:r>
-    </w:p>
-    <w:p>
-      <w:pPr>
-        <w:pStyle w:val="DaonCaption"/>
-        <w:jc w:val="center"/>
-      </w:pPr>
-      <w:r>
-        <w:t>선택 Notebook의 3열 Workspace</w:t>
       </w:r>
     </w:p>
     <w:p>
@@ -777,7 +799,7 @@
         <w:ind w:left="540" w:hanging="271"/>
         <w:numPr>
           <w:ilvl w:val="0"/>
-          <w:numId w:val="12"/>
+          <w:numId w:val="13"/>
         </w:numPr>
       </w:pPr>
       <w:r>
@@ -790,7 +812,7 @@
         <w:ind w:left="540" w:hanging="271"/>
         <w:numPr>
           <w:ilvl w:val="0"/>
-          <w:numId w:val="12"/>
+          <w:numId w:val="13"/>
         </w:numPr>
       </w:pPr>
       <w:r>
@@ -803,7 +825,7 @@
         <w:ind w:left="540" w:hanging="271"/>
         <w:numPr>
           <w:ilvl w:val="0"/>
-          <w:numId w:val="12"/>
+          <w:numId w:val="13"/>
         </w:numPr>
       </w:pPr>
       <w:r>
@@ -816,7 +838,7 @@
         <w:ind w:left="540" w:hanging="271"/>
         <w:numPr>
           <w:ilvl w:val="0"/>
-          <w:numId w:val="12"/>
+          <w:numId w:val="13"/>
         </w:numPr>
       </w:pPr>
       <w:r>
@@ -829,7 +851,7 @@
         <w:ind w:left="540" w:hanging="271"/>
         <w:numPr>
           <w:ilvl w:val="0"/>
-          <w:numId w:val="12"/>
+          <w:numId w:val="13"/>
         </w:numPr>
       </w:pPr>
       <w:r>
@@ -842,7 +864,7 @@
         <w:ind w:left="540" w:hanging="271"/>
         <w:numPr>
           <w:ilvl w:val="0"/>
-          <w:numId w:val="12"/>
+          <w:numId w:val="13"/>
         </w:numPr>
       </w:pPr>
       <w:r>
@@ -851,50 +873,10 @@
     </w:p>
     <w:p>
       <w:pPr>
-        <w:jc w:val="center"/>
+        <w:widowControl/>
       </w:pPr>
       <w:r>
-        <w:drawing>
-          <wp:inline xmlns:a="http://schemas.openxmlformats.org/drawingml/2006/main" xmlns:pic="http://schemas.openxmlformats.org/drawingml/2006/picture">
-            <wp:extent cx="5806440" cy="3266122"/>
-            <wp:docPr id="2" name="Picture 2" descr="LLM 설정 화면"/>
-            <wp:cNvGraphicFramePr>
-              <a:graphicFrameLocks noChangeAspect="1"/>
-            </wp:cNvGraphicFramePr>
-            <a:graphic>
-              <a:graphicData uri="http://schemas.openxmlformats.org/drawingml/2006/picture">
-                <pic:pic>
-                  <pic:nvPicPr>
-                    <pic:cNvPr id="0" name="03-llm-settings-1920x1080.png"/>
-                    <pic:cNvPicPr/>
-                  </pic:nvPicPr>
-                  <pic:blipFill>
-                    <a:blip r:embed="rId12"/>
-                    <a:stretch>
-                      <a:fillRect/>
-                    </a:stretch>
-                  </pic:blipFill>
-                  <pic:spPr>
-                    <a:xfrm>
-                      <a:off x="0" y="0"/>
-                      <a:ext cx="5806440" cy="3266122"/>
-                    </a:xfrm>
-                    <a:prstGeom prst="rect"/>
-                  </pic:spPr>
-                </pic:pic>
-              </a:graphicData>
-            </a:graphic>
-          </wp:inline>
-        </w:drawing>
-      </w:r>
-    </w:p>
-    <w:p>
-      <w:pPr>
-        <w:pStyle w:val="DaonCaption"/>
-        <w:jc w:val="center"/>
-      </w:pPr>
-      <w:r>
-        <w:t>LLM 설정 화면</w:t>
+        <w:t>Notebook 홈의 설정 메뉴에서도 화면 설정, 라이선스, 사용자 설명서로 이동할 수 있습니다.</w:t>
       </w:r>
     </w:p>
     <w:p>
@@ -913,7 +895,7 @@
         <w:ind w:left="540" w:hanging="271"/>
         <w:numPr>
           <w:ilvl w:val="0"/>
-          <w:numId w:val="13"/>
+          <w:numId w:val="14"/>
         </w:numPr>
       </w:pPr>
       <w:r>
@@ -926,7 +908,7 @@
         <w:ind w:left="540" w:hanging="271"/>
         <w:numPr>
           <w:ilvl w:val="0"/>
-          <w:numId w:val="13"/>
+          <w:numId w:val="14"/>
         </w:numPr>
       </w:pPr>
       <w:r>
@@ -939,7 +921,7 @@
         <w:ind w:left="540" w:hanging="271"/>
         <w:numPr>
           <w:ilvl w:val="0"/>
-          <w:numId w:val="13"/>
+          <w:numId w:val="14"/>
         </w:numPr>
       </w:pPr>
       <w:r>
@@ -952,7 +934,7 @@
         <w:ind w:left="540" w:hanging="271"/>
         <w:numPr>
           <w:ilvl w:val="0"/>
-          <w:numId w:val="13"/>
+          <w:numId w:val="14"/>
         </w:numPr>
       </w:pPr>
       <w:r>
@@ -975,7 +957,7 @@
         <w:ind w:left="540" w:hanging="271"/>
         <w:numPr>
           <w:ilvl w:val="0"/>
-          <w:numId w:val="14"/>
+          <w:numId w:val="15"/>
         </w:numPr>
       </w:pPr>
       <w:r>
@@ -988,7 +970,7 @@
         <w:ind w:left="540" w:hanging="271"/>
         <w:numPr>
           <w:ilvl w:val="0"/>
-          <w:numId w:val="14"/>
+          <w:numId w:val="15"/>
         </w:numPr>
       </w:pPr>
       <w:r>
@@ -1001,7 +983,7 @@
         <w:ind w:left="540" w:hanging="271"/>
         <w:numPr>
           <w:ilvl w:val="0"/>
-          <w:numId w:val="14"/>
+          <w:numId w:val="15"/>
         </w:numPr>
       </w:pPr>
       <w:r>
@@ -1014,7 +996,7 @@
         <w:ind w:left="540" w:hanging="271"/>
         <w:numPr>
           <w:ilvl w:val="0"/>
-          <w:numId w:val="14"/>
+          <w:numId w:val="15"/>
         </w:numPr>
       </w:pPr>
       <w:r>
@@ -1037,7 +1019,7 @@
         <w:ind w:left="540" w:hanging="271"/>
         <w:numPr>
           <w:ilvl w:val="0"/>
-          <w:numId w:val="15"/>
+          <w:numId w:val="16"/>
         </w:numPr>
       </w:pPr>
       <w:r>
@@ -1050,7 +1032,7 @@
         <w:ind w:left="540" w:hanging="271"/>
         <w:numPr>
           <w:ilvl w:val="0"/>
-          <w:numId w:val="15"/>
+          <w:numId w:val="16"/>
         </w:numPr>
       </w:pPr>
       <w:r>
@@ -1063,7 +1045,7 @@
         <w:ind w:left="540" w:hanging="271"/>
         <w:numPr>
           <w:ilvl w:val="0"/>
-          <w:numId w:val="15"/>
+          <w:numId w:val="16"/>
         </w:numPr>
       </w:pPr>
       <w:r>
@@ -1076,7 +1058,7 @@
         <w:ind w:left="540" w:hanging="271"/>
         <w:numPr>
           <w:ilvl w:val="0"/>
-          <w:numId w:val="15"/>
+          <w:numId w:val="16"/>
         </w:numPr>
       </w:pPr>
       <w:r>
@@ -1089,7 +1071,7 @@
         <w:ind w:left="540" w:hanging="271"/>
         <w:numPr>
           <w:ilvl w:val="0"/>
-          <w:numId w:val="15"/>
+          <w:numId w:val="16"/>
         </w:numPr>
       </w:pPr>
       <w:r>
@@ -1112,7 +1094,7 @@
         <w:ind w:left="540" w:hanging="271"/>
         <w:numPr>
           <w:ilvl w:val="0"/>
-          <w:numId w:val="16"/>
+          <w:numId w:val="17"/>
         </w:numPr>
       </w:pPr>
       <w:r>
@@ -1125,7 +1107,7 @@
         <w:ind w:left="540" w:hanging="271"/>
         <w:numPr>
           <w:ilvl w:val="0"/>
-          <w:numId w:val="16"/>
+          <w:numId w:val="17"/>
         </w:numPr>
       </w:pPr>
       <w:r>
@@ -1138,7 +1120,7 @@
         <w:ind w:left="540" w:hanging="271"/>
         <w:numPr>
           <w:ilvl w:val="0"/>
-          <w:numId w:val="16"/>
+          <w:numId w:val="17"/>
         </w:numPr>
       </w:pPr>
       <w:r>
@@ -1151,7 +1133,7 @@
         <w:ind w:left="540" w:hanging="271"/>
         <w:numPr>
           <w:ilvl w:val="0"/>
-          <w:numId w:val="16"/>
+          <w:numId w:val="17"/>
         </w:numPr>
       </w:pPr>
       <w:r>
@@ -1174,7 +1156,7 @@
         <w:ind w:left="540" w:hanging="271"/>
         <w:numPr>
           <w:ilvl w:val="0"/>
-          <w:numId w:val="17"/>
+          <w:numId w:val="18"/>
         </w:numPr>
       </w:pPr>
       <w:r>
@@ -1187,7 +1169,7 @@
         <w:ind w:left="540" w:hanging="271"/>
         <w:numPr>
           <w:ilvl w:val="0"/>
-          <w:numId w:val="17"/>
+          <w:numId w:val="18"/>
         </w:numPr>
       </w:pPr>
       <w:r>
@@ -1200,7 +1182,7 @@
         <w:ind w:left="540" w:hanging="271"/>
         <w:numPr>
           <w:ilvl w:val="0"/>
-          <w:numId w:val="17"/>
+          <w:numId w:val="18"/>
         </w:numPr>
       </w:pPr>
       <w:r>
@@ -1213,7 +1195,7 @@
         <w:ind w:left="540" w:hanging="271"/>
         <w:numPr>
           <w:ilvl w:val="0"/>
-          <w:numId w:val="17"/>
+          <w:numId w:val="18"/>
         </w:numPr>
       </w:pPr>
       <w:r>
@@ -1226,7 +1208,7 @@
         <w:ind w:left="540" w:hanging="271"/>
         <w:numPr>
           <w:ilvl w:val="0"/>
-          <w:numId w:val="17"/>
+          <w:numId w:val="18"/>
         </w:numPr>
       </w:pPr>
       <w:r>
@@ -1249,20 +1231,7 @@
         <w:ind w:left="540" w:hanging="271"/>
         <w:numPr>
           <w:ilvl w:val="0"/>
-          <w:numId w:val="18"/>
-        </w:numPr>
-      </w:pPr>
-      <w:r>
-        <w:t>Notebook 홈/생성/기존 Notebook 재진입은 준비 중입니다.</w:t>
-      </w:r>
-    </w:p>
-    <w:p>
-      <w:pPr>
-        <w:spacing w:after="80" w:line="300" w:lineRule="auto"/>
-        <w:ind w:left="540" w:hanging="271"/>
-        <w:numPr>
-          <w:ilvl w:val="0"/>
-          <w:numId w:val="18"/>
+          <w:numId w:val="19"/>
         </w:numPr>
       </w:pPr>
       <w:r>
@@ -1275,7 +1244,33 @@
         <w:ind w:left="540" w:hanging="271"/>
         <w:numPr>
           <w:ilvl w:val="0"/>
-          <w:numId w:val="18"/>
+          <w:numId w:val="19"/>
+        </w:numPr>
+      </w:pPr>
+      <w:r>
+        <w:t>Source가 없을 때는 좁은 일반 대화만 허용합니다. 사실 질문은 Source 또는 승인 지식 Context를 먼저 선택합니다.</w:t>
+      </w:r>
+    </w:p>
+    <w:p>
+      <w:pPr>
+        <w:spacing w:after="80" w:line="300" w:lineRule="auto"/>
+        <w:ind w:left="540" w:hanging="271"/>
+        <w:numPr>
+          <w:ilvl w:val="0"/>
+          <w:numId w:val="19"/>
+        </w:numPr>
+      </w:pPr>
+      <w:r>
+        <w:t>Provider 연결 시험 성공은 외부전송 정책 승인이나 Source 기반 생성 성공을 의미하지 않습니다.</w:t>
+      </w:r>
+    </w:p>
+    <w:p>
+      <w:pPr>
+        <w:spacing w:after="80" w:line="300" w:lineRule="auto"/>
+        <w:ind w:left="540" w:hanging="271"/>
+        <w:numPr>
+          <w:ilvl w:val="0"/>
+          <w:numId w:val="19"/>
         </w:numPr>
       </w:pPr>
       <w:r>
@@ -1288,7 +1283,7 @@
         <w:ind w:left="540" w:hanging="271"/>
         <w:numPr>
           <w:ilvl w:val="0"/>
-          <w:numId w:val="18"/>
+          <w:numId w:val="19"/>
         </w:numPr>
       </w:pPr>
       <w:r>
@@ -1301,7 +1296,7 @@
         <w:ind w:left="540" w:hanging="271"/>
         <w:numPr>
           <w:ilvl w:val="0"/>
-          <w:numId w:val="18"/>
+          <w:numId w:val="19"/>
         </w:numPr>
       </w:pPr>
       <w:r>
@@ -1314,7 +1309,7 @@
         <w:ind w:left="540" w:hanging="271"/>
         <w:numPr>
           <w:ilvl w:val="0"/>
-          <w:numId w:val="18"/>
+          <w:numId w:val="19"/>
         </w:numPr>
       </w:pPr>
       <w:r>
@@ -1327,7 +1322,7 @@
         <w:ind w:left="540" w:hanging="271"/>
         <w:numPr>
           <w:ilvl w:val="0"/>
-          <w:numId w:val="18"/>
+          <w:numId w:val="19"/>
         </w:numPr>
       </w:pPr>
       <w:r>
@@ -1340,7 +1335,20 @@
         <w:ind w:left="540" w:hanging="271"/>
         <w:numPr>
           <w:ilvl w:val="0"/>
-          <w:numId w:val="18"/>
+          <w:numId w:val="19"/>
+        </w:numPr>
+      </w:pPr>
+      <w:r>
+        <w:t>EGRESS_POLICY_DENIED: 조직의 허용 Provider·목적지·데이터 분류·마스킹 조건을 확인합니다. 내부 주소를 직접 입력해 우회하지 않습니다.</w:t>
+      </w:r>
+    </w:p>
+    <w:p>
+      <w:pPr>
+        <w:spacing w:after="80" w:line="300" w:lineRule="auto"/>
+        <w:ind w:left="540" w:hanging="271"/>
+        <w:numPr>
+          <w:ilvl w:val="0"/>
+          <w:numId w:val="19"/>
         </w:numPr>
       </w:pPr>
       <w:r>
@@ -1629,8 +1637,8 @@
   <w:abstractNum w:abstractNumId="11">
     <w:lvl w:ilvl="0">
       <w:start w:val="1"/>
-      <w:numFmt w:val="bullet"/>
-      <w:lvlText w:val="•"/>
+      <w:numFmt w:val="decimal"/>
+      <w:lvlText w:val="%1."/>
       <w:suff w:val="space"/>
       <w:pPr>
         <w:ind w:start="540" w:hanging="271"/>
@@ -1643,8 +1651,8 @@
   <w:abstractNum w:abstractNumId="12">
     <w:lvl w:ilvl="0">
       <w:start w:val="1"/>
-      <w:numFmt w:val="decimal"/>
-      <w:lvlText w:val="%1."/>
+      <w:numFmt w:val="bullet"/>
+      <w:lvlText w:val="•"/>
       <w:suff w:val="space"/>
       <w:pPr>
         <w:ind w:start="540" w:hanging="271"/>
@@ -1699,8 +1707,8 @@
   <w:abstractNum w:abstractNumId="16">
     <w:lvl w:ilvl="0">
       <w:start w:val="1"/>
-      <w:numFmt w:val="bullet"/>
-      <w:lvlText w:val="•"/>
+      <w:numFmt w:val="decimal"/>
+      <w:lvlText w:val="%1."/>
       <w:suff w:val="space"/>
       <w:pPr>
         <w:ind w:start="540" w:hanging="271"/>
@@ -1723,6 +1731,20 @@
   </w:abstractNum>
   <w:num w:numId="18">
     <w:abstractNumId w:val="17"/>
+  </w:num>
+  <w:abstractNum w:abstractNumId="18">
+    <w:lvl w:ilvl="0">
+      <w:start w:val="1"/>
+      <w:numFmt w:val="bullet"/>
+      <w:lvlText w:val="•"/>
+      <w:suff w:val="space"/>
+      <w:pPr>
+        <w:ind w:start="540" w:hanging="271"/>
+      </w:pPr>
+    </w:lvl>
+  </w:abstractNum>
+  <w:num w:numId="19">
+    <w:abstractNumId w:val="18"/>
   </w:num>
 </w:numbering>
 </file>
